--- a/word_reports/LP_0153_위치_283_George Baker Selection_Pa.docx
+++ b/word_reports/LP_0153_위치_283_George Baker Selection_Pa.docx
@@ -4,7 +4,7 @@
   <w:body>
     <w:p>
       <w:pPr>
-        <w:spacing w:after="280"/>
+        <w:spacing w:after="80"/>
       </w:pPr>
       <w:r>
         <w:rPr w:rFonts="맑은 고딕">
@@ -13,94 +13,47 @@
           <w:color w:val="1E3A8A"/>
           <w:sz w:val="30"/>
         </w:rPr>
-        <w:t>[283] George Baker Selection - Paloma Blanca</w:t>
+        <w:t>George Baker Selection (조지 베이커 셀렉션) - Paloma Blanca</w:t>
       </w:r>
     </w:p>
     <w:p>
       <w:pPr>
-        <w:spacing w:after="320"/>
+        <w:spacing w:after="240"/>
       </w:pPr>
       <w:r>
         <w:rPr w:rFonts="맑은 고딕">
           <w:rFonts w:ascii="맑은 고딕" w:hAnsi="맑은 고딕" w:eastAsia="맑은 고딕"/>
           <w:b/>
-          <w:sz w:val="20"/>
+          <w:color w:val="4B5563"/>
+          <w:sz w:val="22"/>
         </w:rPr>
-        <w:t>■ 위치 : 283</w:t>
-        <w:br/>
-      </w:r>
-      <w:r>
-        <w:rPr w:rFonts="맑은 고딕">
-          <w:rFonts w:ascii="맑은 고딕" w:hAnsi="맑은 고딕" w:eastAsia="맑은 고딕"/>
-          <w:b/>
-          <w:sz w:val="20"/>
-        </w:rPr>
-        <w:t>■ 아티스트 : George Baker Selection</w:t>
-        <w:br/>
-      </w:r>
-      <w:r>
-        <w:rPr w:rFonts="맑은 고딕">
-          <w:rFonts w:ascii="맑은 고딕" w:hAnsi="맑은 고딕" w:eastAsia="맑은 고딕"/>
-          <w:b/>
-          <w:sz w:val="20"/>
-        </w:rPr>
-        <w:t>■ 앨범명 : Paloma Blanca</w:t>
-        <w:br/>
-      </w:r>
-      <w:r>
-        <w:rPr w:rFonts="맑은 고딕">
-          <w:rFonts w:ascii="맑은 고딕" w:hAnsi="맑은 고딕" w:eastAsia="맑은 고딕"/>
-          <w:b w:val="0"/>
-          <w:sz w:val="20"/>
-        </w:rPr>
-        <w:t>■ 음반 레이블 : Negram (네그램 / 국가별 Warner Bros. Records)</w:t>
-        <w:br/>
-      </w:r>
-      <w:r>
-        <w:rPr w:rFonts="맑은 고딕">
-          <w:rFonts w:ascii="맑은 고딕" w:hAnsi="맑은 고딕" w:eastAsia="맑은 고딕"/>
-          <w:b w:val="0"/>
-          <w:sz w:val="20"/>
-        </w:rPr>
-        <w:t>■ 발매년도 : 1975</w:t>
-        <w:br/>
-      </w:r>
-      <w:r>
-        <w:rPr w:rFonts="맑은 고딕">
-          <w:rFonts w:ascii="맑은 고딕" w:hAnsi="맑은 고딕" w:eastAsia="맑은 고딕"/>
-          <w:b w:val="0"/>
-          <w:sz w:val="20"/>
-        </w:rPr>
-        <w:t>■ 장르 : 팝 / 팝 록 / 유로 팝</w:t>
-        <w:br/>
-      </w:r>
-      <w:r>
-        <w:rPr w:rFonts="맑은 고딕">
-          <w:rFonts w:ascii="맑은 고딕" w:hAnsi="맑은 고딕" w:eastAsia="맑은 고딕"/>
-          <w:b w:val="0"/>
-          <w:sz w:val="20"/>
-        </w:rPr>
-        <w:t>■ 주요 수록곡 : Paloma Blanca, Sing a Song of Love, Dreamboat, Morning Sky, Sweet Virginia</w:t>
-        <w:br/>
+        <w:t>위치 :  283</w:t>
       </w:r>
     </w:p>
     <w:p>
       <w:pPr>
-        <w:spacing w:after="160"/>
+        <w:spacing w:line="324" w:lineRule="auto" w:before="80" w:after="160"/>
       </w:pPr>
       <w:r>
         <w:rPr w:rFonts="맑은 고딕">
           <w:rFonts w:ascii="맑은 고딕" w:hAnsi="맑은 고딕" w:eastAsia="맑은 고딕"/>
           <w:b/>
           <w:color w:val="1F2937"/>
-          <w:sz w:val="24"/>
+          <w:sz w:val="22"/>
         </w:rPr>
-        <w:t>■ 음반 해설 및 감상 가이드</w:t>
+        <w:t xml:space="preserve">[음반 소개] </w:t>
+      </w:r>
+      <w:r>
+        <w:rPr w:rFonts="맑은 고딕">
+          <w:rFonts w:ascii="맑은 고딕" w:hAnsi="맑은 고딕" w:eastAsia="맑은 고딕"/>
+          <w:b w:val="0"/>
+          <w:sz w:val="21"/>
+        </w:rPr>
       </w:r>
     </w:p>
     <w:p>
       <w:pPr>
-        <w:spacing w:line="312" w:lineRule="auto" w:after="120"/>
+        <w:spacing w:line="324" w:lineRule="auto" w:after="120"/>
       </w:pPr>
       <w:r>
         <w:rPr w:rFonts="맑은 고딕">
@@ -108,51 +61,516 @@
           <w:b w:val="0"/>
           <w:sz w:val="21"/>
         </w:rPr>
-        <w:t>네덜란드 출신의 다국적 팝 그룹 조지 베이커 셀렉션(George Baker Selection)이 1975년에 발표한 《Paloma Blanca》는 1970년대 유로 팝과 포크 팝씬을 대표하는 명반 중 하나입니다. 프론트맨 조지 베이커(본명 요하네스 바우엔스) 특유의 친근하고 서정적인 멜로디 메이킹이 만개한 이 앨범은 발매와 동시에 전 유럽을 넘어 전 세계적인 히트를 기록하며 그룹을 글로벌 스타의 반열에 올려놓았습니다. 시대를 뛰어넘어 사랑받는 '하얀 비둘기'의 희망찬 메시지는 이 앨범을 70년대 라디오 세대의 가장 빛나는 초상으로 만들어 주었습니다.</w:t>
+        <w:t>1975년 발표된 조지 베이커 셀렉션의 《Paloma Blanca》는 찬란한 태양과 자유를 상징하는 하얀 비둘기의 날갯짓처럼, 전 세계 음악 팬들의 가슴속에 청량한 희망을 불어넣은 불후의 명작입니다. 네덜란드가 낳은 탁월한 멜로디 메이커 조지 베이커의 유려한 감각과 포크, 라틴, 팝 사운드의 절묘한 조화는 국경과 세대를 초월한 서정적 울림을 선사합니다. 시대의 피로를 씻어내듯 맑고 경쾌하게 울려 퍼지는 선율은 반세기가 흐른 오늘날에도 바래지 않는 영롱한 빛을 발하며 아날로그 팝의 찬란한 전성기를 증명하고 있습니다.</w:t>
       </w:r>
     </w:p>
     <w:p>
       <w:pPr>
-        <w:spacing w:line="312" w:lineRule="auto" w:after="120"/>
+        <w:spacing w:line="324" w:lineRule="auto" w:before="200" w:after="80"/>
       </w:pPr>
+      <w:r>
+        <w:rPr w:rFonts="맑은 고딕">
+          <w:rFonts w:ascii="맑은 고딕" w:hAnsi="맑은 고딕" w:eastAsia="맑은 고딕"/>
+          <w:b/>
+          <w:color w:val="1E3A8A"/>
+          <w:sz w:val="24"/>
+        </w:rPr>
+        <w:t>1. 음반 데이터</w:t>
+      </w:r>
+    </w:p>
+    <w:p>
+      <w:pPr>
+        <w:spacing w:line="324" w:lineRule="auto" w:after="80"/>
+      </w:pPr>
+      <w:r>
+        <w:rPr w:rFonts="맑은 고딕">
+          <w:rFonts w:ascii="맑은 고딕" w:hAnsi="맑은 고딕" w:eastAsia="맑은 고딕"/>
+          <w:b w:val="0"/>
+          <w:color w:val="6B7280"/>
+          <w:sz w:val="21"/>
+        </w:rPr>
+        <w:t xml:space="preserve">· </w:t>
+      </w:r>
+      <w:r>
+        <w:rPr w:rFonts="맑은 고딕">
+          <w:rFonts w:ascii="맑은 고딕" w:hAnsi="맑은 고딕" w:eastAsia="맑은 고딕"/>
+          <w:b/>
+          <w:color w:val="1F2937"/>
+          <w:sz w:val="21"/>
+        </w:rPr>
+        <w:t xml:space="preserve">앨범명: </w:t>
+      </w:r>
       <w:r>
         <w:rPr w:rFonts="맑은 고딕">
           <w:rFonts w:ascii="맑은 고딕" w:hAnsi="맑은 고딕" w:eastAsia="맑은 고딕"/>
           <w:b w:val="0"/>
           <w:sz w:val="21"/>
         </w:rPr>
-        <w:t>음악적으로 이 음반은 아쿠스틱 기타의 따스한 리듬감과 이국적인 풍미의 관현악 편곡, 그리고 입체적인 밴드 사운드가 유기적으로 조화를 이루고 있습니다. 조지 베이커의 소박하면서도 깊이감 있는 어쿠스틱 보컬은 화려한 테크닉보다는 곡이 가진 낭만과 진정성을 전달하는 데 초점을 맞추고 있으며, 코러스 세션과의 완벽한 호흡은 음반 전체에 화사하고 활기찬 기운을 불어넣습니다. 팝 음악이 줄 수 있는 순수한 즐거움과 경쾌함이 고스란히 담겨 있는 점이 이 음반의 가장 큰 가치입니다.</w:t>
+        <w:t>Paloma Blanca</w:t>
       </w:r>
     </w:p>
     <w:p>
       <w:pPr>
-        <w:spacing w:line="312" w:lineRule="auto" w:after="120"/>
+        <w:spacing w:line="324" w:lineRule="auto" w:after="80"/>
       </w:pPr>
+      <w:r>
+        <w:rPr w:rFonts="맑은 고딕">
+          <w:rFonts w:ascii="맑은 고딕" w:hAnsi="맑은 고딕" w:eastAsia="맑은 고딕"/>
+          <w:b w:val="0"/>
+          <w:color w:val="6B7280"/>
+          <w:sz w:val="21"/>
+        </w:rPr>
+        <w:t xml:space="preserve">· </w:t>
+      </w:r>
+      <w:r>
+        <w:rPr w:rFonts="맑은 고딕">
+          <w:rFonts w:ascii="맑은 고딕" w:hAnsi="맑은 고딕" w:eastAsia="맑은 고딕"/>
+          <w:b/>
+          <w:color w:val="1F2937"/>
+          <w:sz w:val="21"/>
+        </w:rPr>
+        <w:t xml:space="preserve">아티스트: </w:t>
+      </w:r>
       <w:r>
         <w:rPr w:rFonts="맑은 고딕">
           <w:rFonts w:ascii="맑은 고딕" w:hAnsi="맑은 고딕" w:eastAsia="맑은 고딕"/>
           <w:b w:val="0"/>
           <w:sz w:val="21"/>
         </w:rPr>
-        <w:t>앨범의 포문을 열며 세계적인 대합창을 끌어낸 타이틀곡 "Paloma Blanca"는 상쾌한 플루트 라인과 단순하지만 강렬한 후크로 해방감과 자유를 오롯이 선율로 표현해 낸 걸작입니다. 이어지는 "Sing a Song of Love"나 "Morning Sky"와 같은 수록곡들 역시 조지 베이커 셀렉션 특유의 감 감성적인 멜로디 라인과 아날로그적인 포크 록 어렌지먼트가 돋보이며, 앨범 전체에 흐르는 온화한 분위기를 한층 돋웁니다. LP 회전을 타고 흐르는 어쿠스틱 사운드의 입체감은 듣는 이에게 청량한 바람을 맞이하는 듯한 감흥을 선사합니다.</w:t>
+        <w:t>George Baker Selection (조지 베이커 셀렉션)</w:t>
       </w:r>
     </w:p>
     <w:p>
       <w:pPr>
-        <w:spacing w:line="312" w:lineRule="auto" w:after="120"/>
+        <w:spacing w:line="324" w:lineRule="auto" w:after="80"/>
       </w:pPr>
+      <w:r>
+        <w:rPr w:rFonts="맑은 고딕">
+          <w:rFonts w:ascii="맑은 고딕" w:hAnsi="맑은 고딕" w:eastAsia="맑은 고딕"/>
+          <w:b w:val="0"/>
+          <w:color w:val="6B7280"/>
+          <w:sz w:val="21"/>
+        </w:rPr>
+        <w:t xml:space="preserve">· </w:t>
+      </w:r>
+      <w:r>
+        <w:rPr w:rFonts="맑은 고딕">
+          <w:rFonts w:ascii="맑은 고딕" w:hAnsi="맑은 고딕" w:eastAsia="맑은 고딕"/>
+          <w:b/>
+          <w:color w:val="1F2937"/>
+          <w:sz w:val="21"/>
+        </w:rPr>
+        <w:t xml:space="preserve">발매 정보: </w:t>
+      </w:r>
       <w:r>
         <w:rPr w:rFonts="맑은 고딕">
           <w:rFonts w:ascii="맑은 고딕" w:hAnsi="맑은 고딕" w:eastAsia="맑은 고딕"/>
           <w:b w:val="0"/>
           <w:sz w:val="21"/>
         </w:rPr>
-        <w:t>《Paloma Blanca》는 단순히 지나간 시대의 히트곡 모음집을 넘어, 각박한 현대인들의 일상에 쉼표와 같은 평온함과 희망을 선사하는 클래식 팝의 명작입니다. 정교하게 다듬어진 편곡과 친근한 유로피언 팝의 정취, 그리고 12인치 바이닐 LP가 전달하는 특유의 풍성한 질감은 이 음반을 시간이 흘러도 변하지 않는 낭만적인 음반으로 남아있게 하는 이유입니다.</w:t>
+        <w:t>1975년 네덜란드 Negram 레이블 및 워너 브라더스(Warner Bros.) 등을 통해 글로벌 발매되었으며, 유러피언 팝 특유의 목가적 서정미와 현대적인 팝 감각을 완벽히 융합하여 밴드의 세계적 도약을 이끈 다섯 번째 정규 앨범</w:t>
+      </w:r>
+    </w:p>
+    <w:p>
+      <w:pPr>
+        <w:spacing w:line="324" w:lineRule="auto" w:after="80"/>
+      </w:pPr>
+      <w:r>
+        <w:rPr w:rFonts="맑은 고딕">
+          <w:rFonts w:ascii="맑은 고딕" w:hAnsi="맑은 고딕" w:eastAsia="맑은 고딕"/>
+          <w:b w:val="0"/>
+          <w:color w:val="6B7280"/>
+          <w:sz w:val="21"/>
+        </w:rPr>
+        <w:t xml:space="preserve">· </w:t>
+      </w:r>
+      <w:r>
+        <w:rPr w:rFonts="맑은 고딕">
+          <w:rFonts w:ascii="맑은 고딕" w:hAnsi="맑은 고딕" w:eastAsia="맑은 고딕"/>
+          <w:b/>
+          <w:color w:val="1F2937"/>
+          <w:sz w:val="21"/>
+        </w:rPr>
+        <w:t xml:space="preserve">LP 인기도(판매량): </w:t>
+      </w:r>
+      <w:r>
+        <w:rPr w:rFonts="맑은 고딕">
+          <w:rFonts w:ascii="맑은 고딕" w:hAnsi="맑은 고딕" w:eastAsia="맑은 고딕"/>
+          <w:b w:val="0"/>
+          <w:sz w:val="21"/>
+        </w:rPr>
+        <w:t>타이틀곡의 폭발적인 대히트에 힘입어 싱글은 전 세계적으로 700만 장 이상의 경이적인 판매고를 기록하였고, 본 앨범 역시 네덜란드, 독일, 오스트리아, 스웨덴 등 유럽 각국 차트 1위를 휩쓸며 플래티넘을 달성함</w:t>
+      </w:r>
+    </w:p>
+    <w:p>
+      <w:pPr>
+        <w:spacing w:line="324" w:lineRule="auto" w:after="80"/>
+      </w:pPr>
+      <w:r>
+        <w:rPr w:rFonts="맑은 고딕">
+          <w:rFonts w:ascii="맑은 고딕" w:hAnsi="맑은 고딕" w:eastAsia="맑은 고딕"/>
+          <w:b w:val="0"/>
+          <w:color w:val="6B7280"/>
+          <w:sz w:val="21"/>
+        </w:rPr>
+        <w:t xml:space="preserve">· </w:t>
+      </w:r>
+      <w:r>
+        <w:rPr w:rFonts="맑은 고딕">
+          <w:rFonts w:ascii="맑은 고딕" w:hAnsi="맑은 고딕" w:eastAsia="맑은 고딕"/>
+          <w:b/>
+          <w:color w:val="1F2937"/>
+          <w:sz w:val="21"/>
+        </w:rPr>
+        <w:t xml:space="preserve">각종 수상경력: </w:t>
+      </w:r>
+      <w:r>
+        <w:rPr w:rFonts="맑은 고딕">
+          <w:rFonts w:ascii="맑은 고딕" w:hAnsi="맑은 고딕" w:eastAsia="맑은 고딕"/>
+          <w:b w:val="0"/>
+          <w:sz w:val="21"/>
+        </w:rPr>
+        <w:t>네덜란드 최고 권위의 에디슨 어워드(Edison Award) 수상, 독일 골든 유로파(Goldene Europa) 수상 및 미국 빌보드 어덜트 컨템퍼러리 차트 1위 등 세계 유수 차트와 음악상을 석권하며 대중성과 음악성을 동시에 공인받음</w:t>
+      </w:r>
+    </w:p>
+    <w:p>
+      <w:pPr>
+        <w:spacing w:line="324" w:lineRule="auto" w:before="200" w:after="80"/>
+      </w:pPr>
+      <w:r>
+        <w:rPr w:rFonts="맑은 고딕">
+          <w:rFonts w:ascii="맑은 고딕" w:hAnsi="맑은 고딕" w:eastAsia="맑은 고딕"/>
+          <w:b/>
+          <w:color w:val="1E3A8A"/>
+          <w:sz w:val="24"/>
+        </w:rPr>
+        <w:t>2. 아티스트 정보</w:t>
+      </w:r>
+    </w:p>
+    <w:p>
+      <w:pPr>
+        <w:spacing w:line="324" w:lineRule="auto" w:after="80"/>
+      </w:pPr>
+      <w:r>
+        <w:rPr w:rFonts="맑은 고딕">
+          <w:rFonts w:ascii="맑은 고딕" w:hAnsi="맑은 고딕" w:eastAsia="맑은 고딕"/>
+          <w:b w:val="0"/>
+          <w:color w:val="6B7280"/>
+          <w:sz w:val="21"/>
+        </w:rPr>
+        <w:t xml:space="preserve">· </w:t>
+      </w:r>
+      <w:r>
+        <w:rPr w:rFonts="맑은 고딕">
+          <w:rFonts w:ascii="맑은 고딕" w:hAnsi="맑은 고딕" w:eastAsia="맑은 고딕"/>
+          <w:b/>
+          <w:color w:val="1F2937"/>
+          <w:sz w:val="21"/>
+        </w:rPr>
+        <w:t xml:space="preserve">국적: </w:t>
+      </w:r>
+      <w:r>
+        <w:rPr w:rFonts="맑은 고딕">
+          <w:rFonts w:ascii="맑은 고딕" w:hAnsi="맑은 고딕" w:eastAsia="맑은 고딕"/>
+          <w:b w:val="0"/>
+          <w:sz w:val="21"/>
+        </w:rPr>
+        <w:t>네덜란드 (Netherlands)</w:t>
+      </w:r>
+    </w:p>
+    <w:p>
+      <w:pPr>
+        <w:spacing w:line="324" w:lineRule="auto" w:after="80"/>
+      </w:pPr>
+      <w:r>
+        <w:rPr w:rFonts="맑은 고딕">
+          <w:rFonts w:ascii="맑은 고딕" w:hAnsi="맑은 고딕" w:eastAsia="맑은 고딕"/>
+          <w:b w:val="0"/>
+          <w:color w:val="6B7280"/>
+          <w:sz w:val="21"/>
+        </w:rPr>
+        <w:t xml:space="preserve">· </w:t>
+      </w:r>
+      <w:r>
+        <w:rPr w:rFonts="맑은 고딕">
+          <w:rFonts w:ascii="맑은 고딕" w:hAnsi="맑은 고딕" w:eastAsia="맑은 고딕"/>
+          <w:b/>
+          <w:color w:val="1F2937"/>
+          <w:sz w:val="21"/>
+        </w:rPr>
+        <w:t xml:space="preserve">생몰년도: </w:t>
+      </w:r>
+      <w:r>
+        <w:rPr w:rFonts="맑은 고딕">
+          <w:rFonts w:ascii="맑은 고딕" w:hAnsi="맑은 고딕" w:eastAsia="맑은 고딕"/>
+          <w:b w:val="0"/>
+          <w:sz w:val="21"/>
+        </w:rPr>
+        <w:t>1967년 결성 (리더 조지 베이커: 1944년 12월 8일 출생 ~ 현재)</w:t>
+      </w:r>
+    </w:p>
+    <w:p>
+      <w:pPr>
+        <w:spacing w:line="324" w:lineRule="auto" w:after="80"/>
+      </w:pPr>
+      <w:r>
+        <w:rPr w:rFonts="맑은 고딕">
+          <w:rFonts w:ascii="맑은 고딕" w:hAnsi="맑은 고딕" w:eastAsia="맑은 고딕"/>
+          <w:b w:val="0"/>
+          <w:color w:val="6B7280"/>
+          <w:sz w:val="21"/>
+        </w:rPr>
+        <w:t xml:space="preserve">· </w:t>
+      </w:r>
+      <w:r>
+        <w:rPr w:rFonts="맑은 고딕">
+          <w:rFonts w:ascii="맑은 고딕" w:hAnsi="맑은 고딕" w:eastAsia="맑은 고딕"/>
+          <w:b/>
+          <w:color w:val="1F2937"/>
+          <w:sz w:val="21"/>
+        </w:rPr>
+        <w:t xml:space="preserve">그룹 소속: </w:t>
+      </w:r>
+      <w:r>
+        <w:rPr w:rFonts="맑은 고딕">
+          <w:rFonts w:ascii="맑은 고딕" w:hAnsi="맑은 고딕" w:eastAsia="맑은 고딕"/>
+          <w:b w:val="0"/>
+          <w:sz w:val="21"/>
+        </w:rPr>
+        <w:t>팝 / 소프트 록 밴드 (George Baker Selection)</w:t>
+      </w:r>
+    </w:p>
+    <w:p>
+      <w:pPr>
+        <w:spacing w:line="324" w:lineRule="auto" w:after="80"/>
+      </w:pPr>
+      <w:r>
+        <w:rPr w:rFonts="맑은 고딕">
+          <w:rFonts w:ascii="맑은 고딕" w:hAnsi="맑은 고딕" w:eastAsia="맑은 고딕"/>
+          <w:b w:val="0"/>
+          <w:color w:val="6B7280"/>
+          <w:sz w:val="21"/>
+        </w:rPr>
+        <w:t xml:space="preserve">· </w:t>
+      </w:r>
+      <w:r>
+        <w:rPr w:rFonts="맑은 고딕">
+          <w:rFonts w:ascii="맑은 고딕" w:hAnsi="맑은 고딕" w:eastAsia="맑은 고딕"/>
+          <w:b/>
+          <w:color w:val="1F2937"/>
+          <w:sz w:val="21"/>
+        </w:rPr>
+        <w:t xml:space="preserve">아티스트 소개: </w:t>
+      </w:r>
+      <w:r>
+        <w:rPr w:rFonts="맑은 고딕">
+          <w:rFonts w:ascii="맑은 고딕" w:hAnsi="맑은 고딕" w:eastAsia="맑은 고딕"/>
+          <w:b w:val="0"/>
+          <w:sz w:val="21"/>
+        </w:rPr>
+        <w:t>조지 베이커(본명 Johannes Bouwens)를 중심으로 결성된 조지 베이커 셀렉션은 데뷔곡 'Little Green Bag'의 다이내믹한 록 사운드부터 'Paloma Blanca'의 목가적인 팝에 이르기까지 폭넓은 음악적 스펙트럼을 과시한 네덜란드의 대표적인 팝 앙상블입니다. 중독성 짙은 멜로디 메이킹과 이국적인 정취를 섬세하게 녹여낸 사운드로 1970년대 유러피언 팝 씬의 르네상스를 견인하며 세계 대중음악사에 뚜렷한 족적을 남겼습니다.</w:t>
+      </w:r>
+    </w:p>
+    <w:p>
+      <w:pPr>
+        <w:spacing w:line="324" w:lineRule="auto" w:before="200" w:after="80"/>
+      </w:pPr>
+      <w:r>
+        <w:rPr w:rFonts="맑은 고딕">
+          <w:rFonts w:ascii="맑은 고딕" w:hAnsi="맑은 고딕" w:eastAsia="맑은 고딕"/>
+          <w:b/>
+          <w:color w:val="1E3A8A"/>
+          <w:sz w:val="24"/>
+        </w:rPr>
+        <w:t>3. 음반 상세 분석</w:t>
+      </w:r>
+    </w:p>
+    <w:p>
+      <w:pPr>
+        <w:spacing w:line="324" w:lineRule="auto" w:after="80"/>
+      </w:pPr>
+      <w:r>
+        <w:rPr w:rFonts="맑은 고딕">
+          <w:rFonts w:ascii="맑은 고딕" w:hAnsi="맑은 고딕" w:eastAsia="맑은 고딕"/>
+          <w:b w:val="0"/>
+          <w:color w:val="6B7280"/>
+          <w:sz w:val="21"/>
+        </w:rPr>
+        <w:t xml:space="preserve">· </w:t>
+      </w:r>
+      <w:r>
+        <w:rPr w:rFonts="맑은 고딕">
+          <w:rFonts w:ascii="맑은 고딕" w:hAnsi="맑은 고딕" w:eastAsia="맑은 고딕"/>
+          <w:b/>
+          <w:color w:val="1F2937"/>
+          <w:sz w:val="21"/>
+        </w:rPr>
+        <w:t xml:space="preserve">역사적 위치: </w:t>
+      </w:r>
+      <w:r>
+        <w:rPr w:rFonts="맑은 고딕">
+          <w:rFonts w:ascii="맑은 고딕" w:hAnsi="맑은 고딕" w:eastAsia="맑은 고딕"/>
+          <w:b w:val="0"/>
+          <w:sz w:val="21"/>
+        </w:rPr>
+        <w:t>유러피언 팝이 영미 중심의 주류 팝 씬을 사로잡으며 글로벌 스탠더드로 확고히 자리매김하던 1970년대 중반의 정점을 장식한 앨범입니다. 라틴풍의 경쾌한 리듬, 포크 음악의 소박한 서정성, 그리고 세련된 보컬 하모니가 유기적으로 맞물려 훗날 유로팝과 이지 리스닝, 어덜트 컨템퍼러리 장르의 교과서적인 모범을 제시한 음반으로 평가받습니다.</w:t>
+      </w:r>
+    </w:p>
+    <w:p>
+      <w:pPr>
+        <w:spacing w:line="324" w:lineRule="auto" w:after="80"/>
+      </w:pPr>
+      <w:r>
+        <w:rPr w:rFonts="맑은 고딕">
+          <w:rFonts w:ascii="맑은 고딕" w:hAnsi="맑은 고딕" w:eastAsia="맑은 고딕"/>
+          <w:b w:val="0"/>
+          <w:color w:val="6B7280"/>
+          <w:sz w:val="21"/>
+        </w:rPr>
+        <w:t xml:space="preserve">· </w:t>
+      </w:r>
+      <w:r>
+        <w:rPr w:rFonts="맑은 고딕">
+          <w:rFonts w:ascii="맑은 고딕" w:hAnsi="맑은 고딕" w:eastAsia="맑은 고딕"/>
+          <w:b/>
+          <w:color w:val="1F2937"/>
+          <w:sz w:val="21"/>
+        </w:rPr>
+        <w:t xml:space="preserve">시대의 흔적(스토리텔링): </w:t>
+      </w:r>
+      <w:r>
+        <w:rPr w:rFonts="맑은 고딕">
+          <w:rFonts w:ascii="맑은 고딕" w:hAnsi="맑은 고딕" w:eastAsia="맑은 고딕"/>
+          <w:b w:val="0"/>
+          <w:sz w:val="21"/>
+        </w:rPr>
+        <w:t>오일 쇼크와 경제적 불안정으로 사회적 그늘이 짙었던 1970년대 중반, 푸른 창공을 활공하는 하얀 비둘기를 노래한 이 음반은 고단한 일상을 살아가던 전 세계 청춘들에게 순수한 해방감과 따스한 위안을 전해주었습니다. 라디오 전파를 타고 골목길과 카페를 가득 채웠던 그 싱그러운 휘파람 소리와 멜로디는 아날로그 시대 청춘들이 향유했던 가장 눈부신 여름날의 기억과 깊게 맞닿아 있습니다.</w:t>
+      </w:r>
+    </w:p>
+    <w:p>
+      <w:pPr>
+        <w:spacing w:line="324" w:lineRule="auto" w:before="200" w:after="80"/>
+      </w:pPr>
+      <w:r>
+        <w:rPr w:rFonts="맑은 고딕">
+          <w:rFonts w:ascii="맑은 고딕" w:hAnsi="맑은 고딕" w:eastAsia="맑은 고딕"/>
+          <w:b/>
+          <w:color w:val="1E3A8A"/>
+          <w:sz w:val="24"/>
+        </w:rPr>
+        <w:t>4. 주요 수록곡 및 감상 제언</w:t>
+      </w:r>
+    </w:p>
+    <w:p>
+      <w:pPr>
+        <w:spacing w:line="324" w:lineRule="auto" w:after="80"/>
+      </w:pPr>
+      <w:r>
+        <w:rPr w:rFonts="맑은 고딕">
+          <w:rFonts w:ascii="맑은 고딕" w:hAnsi="맑은 고딕" w:eastAsia="맑은 고딕"/>
+          <w:b w:val="0"/>
+          <w:color w:val="6B7280"/>
+          <w:sz w:val="21"/>
+        </w:rPr>
+        <w:t xml:space="preserve">· </w:t>
+      </w:r>
+      <w:r>
+        <w:rPr w:rFonts="맑은 고딕">
+          <w:rFonts w:ascii="맑은 고딕" w:hAnsi="맑은 고딕" w:eastAsia="맑은 고딕"/>
+          <w:b/>
+          <w:color w:val="1F2937"/>
+          <w:sz w:val="21"/>
+        </w:rPr>
+        <w:t xml:space="preserve">주요 수록곡 특징: </w:t>
+      </w:r>
+      <w:r>
+        <w:rPr w:rFonts="맑은 고딕">
+          <w:rFonts w:ascii="맑은 고딕" w:hAnsi="맑은 고딕" w:eastAsia="맑은 고딕"/>
+          <w:b w:val="0"/>
+          <w:sz w:val="21"/>
+        </w:rPr>
+        <w:t>경쾌한 아코디언과 휘파람 소리, 청아한 여성 코러스가 완벽한 조화를 이루며 자유의 찬가를 노래하는 불멸의 명곡 'Paloma Blanca'를 필두로, 목가적인 애수와 서정적인 멜로디 라인이 일품인 'Morning Sky', 밴드의 부드럽고 낭만적인 화음이 돋보이는 'Dreamboat' 등 전 곡에 걸쳐 지중해의 햇살처럼 투명하고 찬란한 선율의 향연이 펼쳐집니다.</w:t>
+      </w:r>
+    </w:p>
+    <w:p>
+      <w:pPr>
+        <w:spacing w:line="324" w:lineRule="auto" w:after="80"/>
+      </w:pPr>
+      <w:r>
+        <w:rPr w:rFonts="맑은 고딕">
+          <w:rFonts w:ascii="맑은 고딕" w:hAnsi="맑은 고딕" w:eastAsia="맑은 고딕"/>
+          <w:b w:val="0"/>
+          <w:color w:val="6B7280"/>
+          <w:sz w:val="21"/>
+        </w:rPr>
+        <w:t xml:space="preserve">· </w:t>
+      </w:r>
+      <w:r>
+        <w:rPr w:rFonts="맑은 고딕">
+          <w:rFonts w:ascii="맑은 고딕" w:hAnsi="맑은 고딕" w:eastAsia="맑은 고딕"/>
+          <w:b/>
+          <w:color w:val="1F2937"/>
+          <w:sz w:val="21"/>
+        </w:rPr>
+        <w:t xml:space="preserve">빈티지 감상 제언: </w:t>
+      </w:r>
+      <w:r>
+        <w:rPr w:rFonts="맑은 고딕">
+          <w:rFonts w:ascii="맑은 고딕" w:hAnsi="맑은 고딕" w:eastAsia="맑은 고딕"/>
+          <w:b w:val="0"/>
+          <w:sz w:val="21"/>
+        </w:rPr>
+        <w:t>턴테이블의 바늘이 LP의 소리골을 스치며 피어오르는 어쿠스틱 기타와 아코디언의 질감, 진공관 앰프를 통해 한층 도톰하고 온화하게 재생되는 조지 베이커의 보컬은 디지털 매체로는 결코 재현할 수 없는 아날로그 특유의 공간감과 온기를 자랑합니다. 정위감이 훌륭한 스피커를 통해 브라스와 스트링 세션이 만개할 때, 감상 공간 전체가 남유럽의 푸른 바닷가로 변모하는 황홀경을 만끽할 수 있습니다.</w:t>
+      </w:r>
+    </w:p>
+    <w:p>
+      <w:pPr>
+        <w:spacing w:line="324" w:lineRule="auto" w:after="80"/>
+      </w:pPr>
+      <w:r>
+        <w:rPr w:rFonts="맑은 고딕">
+          <w:rFonts w:ascii="맑은 고딕" w:hAnsi="맑은 고딕" w:eastAsia="맑은 고딕"/>
+          <w:b w:val="0"/>
+          <w:color w:val="6B7280"/>
+          <w:sz w:val="21"/>
+        </w:rPr>
+        <w:t xml:space="preserve">· </w:t>
+      </w:r>
+      <w:r>
+        <w:rPr w:rFonts="맑은 고딕">
+          <w:rFonts w:ascii="맑은 고딕" w:hAnsi="맑은 고딕" w:eastAsia="맑은 고딕"/>
+          <w:b/>
+          <w:color w:val="1F2937"/>
+          <w:sz w:val="21"/>
+        </w:rPr>
+        <w:t xml:space="preserve">소장 가치: </w:t>
+      </w:r>
+      <w:r>
+        <w:rPr w:rFonts="맑은 고딕">
+          <w:rFonts w:ascii="맑은 고딕" w:hAnsi="맑은 고딕" w:eastAsia="맑은 고딕"/>
+          <w:b w:val="0"/>
+          <w:sz w:val="21"/>
+        </w:rPr>
+        <w:t>유로팝의 찬란한 황금기를 관통하는 기념비적인 앨범이자, 아날로그 프레싱 특유의 청량함과 풍성한 사운드 밸런스를 가장 직관적으로 체감할 수 있는 바이닐입니다. 1970년대 팝 컬렉션을 구축하고자 하는 애호가와 오디오파일 모두에게 시대를 초월한 낭만과 미학적 만족을 안겨줄 필수 소장반입니다.</w:t>
+      </w:r>
+    </w:p>
+    <w:p>
+      <w:pPr>
+        <w:spacing w:line="324" w:lineRule="auto" w:after="120" w:before="160"/>
+      </w:pPr>
+      <w:r>
+        <w:rPr w:rFonts="맑은 고딕">
+          <w:rFonts w:ascii="맑은 고딕" w:hAnsi="맑은 고딕" w:eastAsia="맑은 고딕"/>
+          <w:b/>
+          <w:color w:val="4338CA"/>
+          <w:sz w:val="21"/>
+        </w:rPr>
+        <w:t>이 음반을 통해 아날로그 LP 그루브에 깃든 햇살 같은 따스함과 하얀 비둘기가 날아오르듯 청량한 자유의 선율이 전해주는 감동을 다시 한번 경험해 보시는 것은 어떨까요?</w:t>
       </w:r>
     </w:p>
     <w:sectPr>
       <w:pgSz w:w="12240" w:h="15840"/>
-      <w:pgMar w:top="1440" w:right="1440" w:bottom="1440" w:left="1440" w:header="720" w:footer="720" w:gutter="0"/>
+      <w:pgMar w:top="1152" w:right="1296" w:bottom="1152" w:left="1296" w:header="720" w:footer="720" w:gutter="0"/>
       <w:cols w:space="720"/>
       <w:docGrid w:linePitch="360"/>
     </w:sectPr>

--- a/word_reports/LP_0153_위치_283_George Baker Selection_Pa.docx
+++ b/word_reports/LP_0153_위치_283_George Baker Selection_Pa.docx
@@ -32,7 +32,7 @@
     </w:p>
     <w:p>
       <w:pPr>
-        <w:spacing w:line="324" w:lineRule="auto" w:before="80" w:after="160"/>
+        <w:spacing w:line="324" w:lineRule="auto" w:before="80" w:after="120"/>
       </w:pPr>
       <w:r>
         <w:rPr w:rFonts="맑은 고딕">
@@ -42,13 +42,6 @@
           <w:sz w:val="22"/>
         </w:rPr>
         <w:t xml:space="preserve">[음반 소개] </w:t>
-      </w:r>
-      <w:r>
-        <w:rPr w:rFonts="맑은 고딕">
-          <w:rFonts w:ascii="맑은 고딕" w:hAnsi="맑은 고딕" w:eastAsia="맑은 고딕"/>
-          <w:b w:val="0"/>
-          <w:sz w:val="21"/>
-        </w:rPr>
       </w:r>
     </w:p>
     <w:p>
@@ -61,7 +54,33 @@
           <w:b w:val="0"/>
           <w:sz w:val="21"/>
         </w:rPr>
-        <w:t>1975년 발표된 조지 베이커 셀렉션의 《Paloma Blanca》는 찬란한 태양과 자유를 상징하는 하얀 비둘기의 날갯짓처럼, 전 세계 음악 팬들의 가슴속에 청량한 희망을 불어넣은 불후의 명작입니다. 네덜란드가 낳은 탁월한 멜로디 메이커 조지 베이커의 유려한 감각과 포크, 라틴, 팝 사운드의 절묘한 조화는 국경과 세대를 초월한 서정적 울림을 선사합니다. 시대의 피로를 씻어내듯 맑고 경쾌하게 울려 퍼지는 선율은 반세기가 흐른 오늘날에도 바래지 않는 영롱한 빛을 발하며 아날로그 팝의 찬란한 전성기를 증명하고 있습니다.</w:t>
+        <w:t>1970년대 중반, 격동과 혼돈의 전 세계적 기류 속에서 네덜란드 출신의 팝 그룹 조지 베이커 셀렉션(George Baker Selection)이 발표한 앨범 《Paloma Blanca》는 국경과 언어의 장벽을 가뿐히 뛰어넘으며 전 세계 음악 애호가들의 가슴속에 찬란한 햇살 같은 해방감을 선사했습니다. 스페인어로 '하얀 비둘기'를 뜻하는 표제작을 전면에 내세운 이 음반은, 당시 유행하던 묵직한 록 음악과 과잉된 신시사이저 사운드 사이에서 맑고 청아한 어쿠스틱 사운드와 순수한 멜로디의 미학으로 독보적인 안식처를 구축했습니다.</w:t>
+      </w:r>
+    </w:p>
+    <w:p>
+      <w:pPr>
+        <w:spacing w:line="324" w:lineRule="auto" w:after="120"/>
+      </w:pPr>
+      <w:r>
+        <w:rPr w:rFonts="맑은 고딕">
+          <w:rFonts w:ascii="맑은 고딕" w:hAnsi="맑은 고딕" w:eastAsia="맑은 고딕"/>
+          <w:b w:val="0"/>
+          <w:sz w:val="21"/>
+        </w:rPr>
+        <w:t>리더이자 작곡가인 조지 베이커(본명 요하네스 바우언스)는 소박한 민속적 정서와 서유럽 특유의 세련된 팝 멜로디를 절묘하게 융합하여 대중음악사에 굵직한 족적을 남겼습니다. 이 음반은 단순한 이지 리스닝 팝의 범주를 넘어, 자유와 평화, 그리고 새로운 아침을 향한 인간 본연의 순수한 갈망을 음악이라는 가장 직관적이고도 고결한 언어로 형상화해 냈습니다. 경쾌한 리코더와 플루트 선율, 리드미컬한 타악기, 그리고 다성부 합창이 직조해 내는 조화는 듣는 이로 하여금 지중해의 눈부신 해변과 푸른 창공을 마주하는 듯한 시각적 환희를 불러일으킵니다.</w:t>
+      </w:r>
+    </w:p>
+    <w:p>
+      <w:pPr>
+        <w:spacing w:line="324" w:lineRule="auto" w:after="120"/>
+      </w:pPr>
+      <w:r>
+        <w:rPr w:rFonts="맑은 고딕">
+          <w:rFonts w:ascii="맑은 고딕" w:hAnsi="맑은 고딕" w:eastAsia="맑은 고딕"/>
+          <w:b w:val="0"/>
+          <w:sz w:val="21"/>
+        </w:rPr>
+        <w:t>세월이 반세기에 가깝게 흐른 오늘날에도 《Paloma Blanca》가 여전히 사랑받는 이유는 음반 전반을 관통하는 따스한 온기와 무구한 낭만성 덕분입니다. 기교와 자극이 넘쳐나는 현대 음악계에서, 이 음반이 전하는 풋풋하면서도 완벽한 짜임새의 선율은 각박한 일상에 지친 영혼을 부드럽게 감싸 안는 마법 같은 서정적 울림을 여전히 발하고 있습니다. 턴테이블의 바늘이 회전하며 피어올리는 그 시절의 순수함은 언제 들어도 변함없는 미소를 머금게 합니다.</w:t>
       </w:r>
     </w:p>
     <w:p>
@@ -168,7 +187,7 @@
           <w:b w:val="0"/>
           <w:sz w:val="21"/>
         </w:rPr>
-        <w:t>1975년 네덜란드 Negram 레이블 및 워너 브라더스(Warner Bros.) 등을 통해 글로벌 발매되었으며, 유러피언 팝 특유의 목가적 서정미와 현대적인 팝 감각을 완벽히 융합하여 밴드의 세계적 도약을 이끈 다섯 번째 정규 앨범</w:t>
+        <w:t>1975년 네덜란드 Negram 레이블 및 미국 Warner Bros. 등 세계 유수의 레이블을 통해 전 세계에 동시 발매된 정규 앨범으로, 유러피언 팝의 정수를 만방에 알린 역사적 명반.</w:t>
       </w:r>
     </w:p>
     <w:p>
@@ -199,7 +218,7 @@
           <w:b w:val="0"/>
           <w:sz w:val="21"/>
         </w:rPr>
-        <w:t>타이틀곡의 폭발적인 대히트에 힘입어 싱글은 전 세계적으로 700만 장 이상의 경이적인 판매고를 기록하였고, 본 앨범 역시 네덜란드, 독일, 오스트리아, 스웨덴 등 유럽 각국 차트 1위를 휩쓸며 플래티넘을 달성함</w:t>
+        <w:t>동명의 싱글이 전 세계적으로 700만 장 이상의 경이적인 판매고를 기록하며 유럽 전역의 차트 1위를 석권했고, 미국 빌보드 어덜트 컨템퍼러리(Easy Listening) 차트 1위 및 빌보드 핫 100 26위에 오르는 등 세계적인 메가 히트를 달성.</w:t>
       </w:r>
     </w:p>
     <w:p>
@@ -230,7 +249,7 @@
           <w:b w:val="0"/>
           <w:sz w:val="21"/>
         </w:rPr>
-        <w:t>네덜란드 최고 권위의 에디슨 어워드(Edison Award) 수상, 독일 골든 유로파(Goldene Europa) 수상 및 미국 빌보드 어덜트 컨템퍼러리 차트 1위 등 세계 유수 차트와 음악상을 석권하며 대중성과 음악성을 동시에 공인받음</w:t>
+        <w:t>네덜란드 최고 권위의 에디슨 어워드(Edison Award) 수상 및 유럽 각국에서 다수의 골드/플래티넘 디스크를 획득하며 상업성과 음악성을 두루 공인받음.</w:t>
       </w:r>
     </w:p>
     <w:p>
@@ -306,7 +325,7 @@
           <w:b w:val="0"/>
           <w:sz w:val="21"/>
         </w:rPr>
-        <w:t>1967년 결성 (리더 조지 베이커: 1944년 12월 8일 출생 ~ 현재)</w:t>
+        <w:t>1969년 결성 (리더 George Baker: 1944년 12월 8일 출생)</w:t>
       </w:r>
     </w:p>
     <w:p>
@@ -337,7 +356,7 @@
           <w:b w:val="0"/>
           <w:sz w:val="21"/>
         </w:rPr>
-        <w:t>팝 / 소프트 록 밴드 (George Baker Selection)</w:t>
+        <w:t>조지 베이커 셀렉션 (George Baker Selection)</w:t>
       </w:r>
     </w:p>
     <w:p>
@@ -368,7 +387,7 @@
           <w:b w:val="0"/>
           <w:sz w:val="21"/>
         </w:rPr>
-        <w:t>조지 베이커(본명 Johannes Bouwens)를 중심으로 결성된 조지 베이커 셀렉션은 데뷔곡 'Little Green Bag'의 다이내믹한 록 사운드부터 'Paloma Blanca'의 목가적인 팝에 이르기까지 폭넓은 음악적 스펙트럼을 과시한 네덜란드의 대표적인 팝 앙상블입니다. 중독성 짙은 멜로디 메이킹과 이국적인 정취를 섬세하게 녹여낸 사운드로 1970년대 유러피언 팝 씬의 르네상스를 견인하며 세계 대중음악사에 뚜렷한 족적을 남겼습니다.</w:t>
+        <w:t>싱어송라이터 조지 베이커를 중심으로 결성된 팝/록 그룹으로, 포크와 록, 유로 팝을 절묘하게 배합한 특유의 멜로디 감각으로 세계적 명성을 얻었습니다. 데뷔곡 'Little Green Bag'의 감각적인 그루브부터 'Paloma Blanca'의 목가적 서정성에 이르기까지, 팝 역사상 가장 대중적이면서도 친근한 선율을 창조해 낸 네덜란드의 대표적인 음악적 유산입니다.</w:t>
       </w:r>
     </w:p>
     <w:p>
@@ -413,7 +432,7 @@
           <w:b w:val="0"/>
           <w:sz w:val="21"/>
         </w:rPr>
-        <w:t>유러피언 팝이 영미 중심의 주류 팝 씬을 사로잡으며 글로벌 스탠더드로 확고히 자리매김하던 1970년대 중반의 정점을 장식한 앨범입니다. 라틴풍의 경쾌한 리듬, 포크 음악의 소박한 서정성, 그리고 세련된 보컬 하모니가 유기적으로 맞물려 훗날 유로팝과 이지 리스닝, 어덜트 컨템퍼러리 장르의 교과서적인 모범을 제시한 음반으로 평가받습니다.</w:t>
+        <w:t>유러피언 포크 팝의 보편성을 완벽히 증명한 작품입니다. 영미권 중심의 대중음악 씬에 대륙의 목가적 감수성과 스페니시 무드를 접목하여 세계적인 공감대를 이끌어냈으며, 누구나 쉽게 따라 부를 수 있는 선율 속에 정교한 편곡을 녹여내 팝 음반의 예술적 대중성을 한 단계 끌어올린 걸작으로 평가받습니다.</w:t>
       </w:r>
     </w:p>
     <w:p>
@@ -444,7 +463,7 @@
           <w:b w:val="0"/>
           <w:sz w:val="21"/>
         </w:rPr>
-        <w:t>오일 쇼크와 경제적 불안정으로 사회적 그늘이 짙었던 1970년대 중반, 푸른 창공을 활공하는 하얀 비둘기를 노래한 이 음반은 고단한 일상을 살아가던 전 세계 청춘들에게 순수한 해방감과 따스한 위안을 전해주었습니다. 라디오 전파를 타고 골목길과 카페를 가득 채웠던 그 싱그러운 휘파람 소리와 멜로디는 아날로그 시대 청춘들이 향유했던 가장 눈부신 여름날의 기억과 깊게 맞닿아 있습니다.</w:t>
+        <w:t>1970년대 중반, 전 세계를 짓누르던 오일 쇼크와 베트남 전쟁 종전 전후의 불안정한 정세 속에서 지친 대중들에게 이 음반은 그 자체로 거대한 희망의 상징이었습니다. 자유를 상징하는 하얀 비둘기의 날갯짓처럼, 암울한 현실을 벗어나 푸른 창공으로 날아오르고 싶었던 당대 청춘들의 이상과 낭만이 고스란히 담겨 있습니다.</w:t>
       </w:r>
     </w:p>
     <w:p>
@@ -489,7 +508,99 @@
           <w:b w:val="0"/>
           <w:sz w:val="21"/>
         </w:rPr>
-        <w:t>경쾌한 아코디언과 휘파람 소리, 청아한 여성 코러스가 완벽한 조화를 이루며 자유의 찬가를 노래하는 불멸의 명곡 'Paloma Blanca'를 필두로, 목가적인 애수와 서정적인 멜로디 라인이 일품인 'Morning Sky', 밴드의 부드럽고 낭만적인 화음이 돋보이는 'Dreamboat' 등 전 곡에 걸쳐 지중해의 햇살처럼 투명하고 찬란한 선율의 향연이 펼쳐집니다.</w:t>
+      </w:r>
+    </w:p>
+    <w:p>
+      <w:pPr>
+        <w:spacing w:line="324" w:lineRule="auto" w:after="80"/>
+      </w:pPr>
+      <w:r>
+        <w:rPr w:rFonts="맑은 고딕">
+          <w:rFonts w:ascii="맑은 고딕" w:hAnsi="맑은 고딕" w:eastAsia="맑은 고딕"/>
+          <w:b w:val="0"/>
+          <w:color w:val="6B7280"/>
+          <w:sz w:val="21"/>
+        </w:rPr>
+        <w:t xml:space="preserve">· </w:t>
+      </w:r>
+      <w:r>
+        <w:rPr w:rFonts="맑은 고딕">
+          <w:rFonts w:ascii="맑은 고딕" w:hAnsi="맑은 고딕" w:eastAsia="맑은 고딕"/>
+          <w:b/>
+          <w:color w:val="1F2937"/>
+          <w:sz w:val="21"/>
+        </w:rPr>
+        <w:t xml:space="preserve">'Paloma Blanca': </w:t>
+      </w:r>
+      <w:r>
+        <w:rPr w:rFonts="맑은 고딕">
+          <w:rFonts w:ascii="맑은 고딕" w:hAnsi="맑은 고딕" w:eastAsia="맑은 고딕"/>
+          <w:b w:val="0"/>
+          <w:sz w:val="21"/>
+        </w:rPr>
+        <w:t>경쾌한 휘파람과 플루트 선율, 활기찬 코러스가 어우러져 아침의 청량함과 자유를 노래하는 영원불멸의 팝 명곡.</w:t>
+      </w:r>
+    </w:p>
+    <w:p>
+      <w:pPr>
+        <w:spacing w:line="324" w:lineRule="auto" w:after="80"/>
+      </w:pPr>
+      <w:r>
+        <w:rPr w:rFonts="맑은 고딕">
+          <w:rFonts w:ascii="맑은 고딕" w:hAnsi="맑은 고딕" w:eastAsia="맑은 고딕"/>
+          <w:b w:val="0"/>
+          <w:color w:val="6B7280"/>
+          <w:sz w:val="21"/>
+        </w:rPr>
+        <w:t xml:space="preserve">· </w:t>
+      </w:r>
+      <w:r>
+        <w:rPr w:rFonts="맑은 고딕">
+          <w:rFonts w:ascii="맑은 고딕" w:hAnsi="맑은 고딕" w:eastAsia="맑은 고딕"/>
+          <w:b/>
+          <w:color w:val="1F2937"/>
+          <w:sz w:val="21"/>
+        </w:rPr>
+        <w:t xml:space="preserve">'Morning Sky': </w:t>
+      </w:r>
+      <w:r>
+        <w:rPr w:rFonts="맑은 고딕">
+          <w:rFonts w:ascii="맑은 고딕" w:hAnsi="맑은 고딕" w:eastAsia="맑은 고딕"/>
+          <w:b w:val="0"/>
+          <w:sz w:val="21"/>
+        </w:rPr>
+        <w:t>조지 베이커 특유의 서정적 보컬과 이국적인 어쿠스틱 악기 편성이 돋보이는 곡으로, 새벽녘의 고요와 벅찬 희망을 서정적으로 묘사한 수작.</w:t>
+      </w:r>
+    </w:p>
+    <w:p>
+      <w:pPr>
+        <w:spacing w:line="324" w:lineRule="auto" w:after="80"/>
+      </w:pPr>
+      <w:r>
+        <w:rPr w:rFonts="맑은 고딕">
+          <w:rFonts w:ascii="맑은 고딕" w:hAnsi="맑은 고딕" w:eastAsia="맑은 고딕"/>
+          <w:b w:val="0"/>
+          <w:color w:val="6B7280"/>
+          <w:sz w:val="21"/>
+        </w:rPr>
+        <w:t xml:space="preserve">· </w:t>
+      </w:r>
+      <w:r>
+        <w:rPr w:rFonts="맑은 고딕">
+          <w:rFonts w:ascii="맑은 고딕" w:hAnsi="맑은 고딕" w:eastAsia="맑은 고딕"/>
+          <w:b/>
+          <w:color w:val="1F2937"/>
+          <w:sz w:val="21"/>
+        </w:rPr>
+        <w:t xml:space="preserve">'Dreamboat': </w:t>
+      </w:r>
+      <w:r>
+        <w:rPr w:rFonts="맑은 고딕">
+          <w:rFonts w:ascii="맑은 고딕" w:hAnsi="맑은 고딕" w:eastAsia="맑은 고딕"/>
+          <w:b w:val="0"/>
+          <w:sz w:val="21"/>
+        </w:rPr>
+        <w:t>낭만적인 현악과 부드러운 멜로디가 돋보이며, 조지 베이커 셀렉션 특유의 감미롭고 온화한 발라드 감각을 여실히 보여주는 곡.</w:t>
       </w:r>
     </w:p>
     <w:p>
@@ -520,7 +631,7 @@
           <w:b w:val="0"/>
           <w:sz w:val="21"/>
         </w:rPr>
-        <w:t>턴테이블의 바늘이 LP의 소리골을 스치며 피어오르는 어쿠스틱 기타와 아코디언의 질감, 진공관 앰프를 통해 한층 도톰하고 온화하게 재생되는 조지 베이커의 보컬은 디지털 매체로는 결코 재현할 수 없는 아날로그 특유의 공간감과 온기를 자랑합니다. 정위감이 훌륭한 스피커를 통해 브라스와 스트링 세션이 만개할 때, 감상 공간 전체가 남유럽의 푸른 바닷가로 변모하는 황홀경을 만끽할 수 있습니다.</w:t>
+        <w:t>진공관 앰프의 온화한 잔향과 따뜻한 턴테이블의 아날로그 질감 속에서 감상할 때 그 진가가 더욱 빛을 발합니다. 특히 어쿠스틱 기타의 핑거링과 관악기의 숨결, 그리고 자연스러운 다성 코러스가 LP 특유의 풍성한 공간감과 맞물려 한낮의 햇살처럼 청음 공간을 포근하게 채워줍니다.</w:t>
       </w:r>
     </w:p>
     <w:p>
@@ -551,7 +662,7 @@
           <w:b w:val="0"/>
           <w:sz w:val="21"/>
         </w:rPr>
-        <w:t>유로팝의 찬란한 황금기를 관통하는 기념비적인 앨범이자, 아날로그 프레싱 특유의 청량함과 풍성한 사운드 밸런스를 가장 직관적으로 체감할 수 있는 바이닐입니다. 1970년대 팝 컬렉션을 구축하고자 하는 애호가와 오디오파일 모두에게 시대를 초월한 낭만과 미학적 만족을 안겨줄 필수 소장반입니다.</w:t>
+        <w:t>1970년대 유로 팝의 정점을 상징하는 역사적 이정표이자, 세대를 초월하여 남녀노소 모두에게 무한한 긍정의 에너지를 건네는 힐링의 음반입니다. 특유의 산뜻한 재킷 디자인과 아날로그 사운드의 정겨움만으로도 LP 컬렉터라면 반드시 청음실 한편에 갖추어 두어야 할 소중한 명반입니다.</w:t>
       </w:r>
     </w:p>
     <w:p>
@@ -565,7 +676,7 @@
           <w:color w:val="4338CA"/>
           <w:sz w:val="21"/>
         </w:rPr>
-        <w:t>이 음반을 통해 아날로그 LP 그루브에 깃든 햇살 같은 따스함과 하얀 비둘기가 날아오르듯 청량한 자유의 선율이 전해주는 감동을 다시 한번 경험해 보시는 것은 어떨까요?</w:t>
+        <w:t>이 음반을 통해 푸른 창공을 가르는 하얀 비둘기처럼 자유롭고 순수한 음악이 전해주는 감동을 다시 한번 경험해 보시는 것은 어떨까요?</w:t>
       </w:r>
     </w:p>
     <w:sectPr>
